--- a/Dự án thực tế MySQL/DuAnThucTe1.docx
+++ b/Dự án thực tế MySQL/DuAnThucTe1.docx
@@ -9409,6 +9409,19 @@
         </w:rPr>
         <w:t>:</w:t>
       </w:r>
+      <w:r>
+        <w:t xml:space="preserve"> </w:t>
+      </w:r>
+      <w:hyperlink r:id="rId5" w:history="1">
+        <w:r>
+          <w:rPr>
+            <w:rStyle w:val="Hyperlink"/>
+            <w:sz w:val="28"/>
+            <w:szCs w:val="28"/>
+          </w:rPr>
+          <w:t>https://github.com/DansuraitoAhiru/IT202_DuAn1/blob/main/D%E1%BB%B1%20%C3%A1n%20th%E1%BB%B1c%20t%E1%BA%BF%20MySQL/duan1.sql</w:t>
+        </w:r>
+      </w:hyperlink>
     </w:p>
     <w:p>
       <w:pPr>
@@ -12304,6 +12317,29 @@
       <w:contextualSpacing/>
     </w:pPr>
   </w:style>
+  <w:style w:type="character" w:styleId="Hyperlink">
+    <w:name w:val="Hyperlink"/>
+    <w:basedOn w:val="DefaultParagraphFont"/>
+    <w:uiPriority w:val="99"/>
+    <w:unhideWhenUsed/>
+    <w:rsid w:val="00A30A1F"/>
+    <w:rPr>
+      <w:color w:val="0563C1" w:themeColor="hyperlink"/>
+      <w:u w:val="single"/>
+    </w:rPr>
+  </w:style>
+  <w:style w:type="character" w:styleId="UnresolvedMention">
+    <w:name w:val="Unresolved Mention"/>
+    <w:basedOn w:val="DefaultParagraphFont"/>
+    <w:uiPriority w:val="99"/>
+    <w:semiHidden/>
+    <w:unhideWhenUsed/>
+    <w:rsid w:val="00A30A1F"/>
+    <w:rPr>
+      <w:color w:val="605E5C"/>
+      <w:shd w:val="clear" w:color="auto" w:fill="E1DFDD"/>
+    </w:rPr>
+  </w:style>
 </w:styles>
 </file>
 

--- a/Dự án thực tế MySQL/DuAnThucTe1.docx
+++ b/Dự án thực tế MySQL/DuAnThucTe1.docx
@@ -188,16 +188,7 @@
           <w:sz w:val="28"/>
           <w:szCs w:val="28"/>
         </w:rPr>
-        <w:t>c</w:t>
-      </w:r>
-      <w:r>
-        <w:rPr>
-          <w:b/>
-          <w:bCs/>
-          <w:sz w:val="28"/>
-          <w:szCs w:val="28"/>
-        </w:rPr>
-        <w:t>ác</w:t>
+        <w:t>các</w:t>
       </w:r>
       <w:proofErr w:type="spellEnd"/>
       <w:r>
@@ -1759,15 +1750,15 @@
           <w:sz w:val="28"/>
           <w:szCs w:val="28"/>
         </w:rPr>
-        <w:t xml:space="preserve"> c</w:t>
-      </w:r>
-      <w:proofErr w:type="spellStart"/>
-      <w:r>
-        <w:rPr>
-          <w:sz w:val="28"/>
-          <w:szCs w:val="28"/>
-        </w:rPr>
-        <w:t>ần</w:t>
+        <w:t xml:space="preserve"> </w:t>
+      </w:r>
+      <w:proofErr w:type="spellStart"/>
+      <w:r>
+        <w:rPr>
+          <w:sz w:val="28"/>
+          <w:szCs w:val="28"/>
+        </w:rPr>
+        <w:t>cần</w:t>
       </w:r>
       <w:proofErr w:type="spellEnd"/>
       <w:r>
@@ -5613,14 +5604,7 @@
           <w:sz w:val="28"/>
           <w:szCs w:val="28"/>
         </w:rPr>
-        <w:t>g</w:t>
-      </w:r>
-      <w:r>
-        <w:rPr>
-          <w:sz w:val="28"/>
-          <w:szCs w:val="28"/>
-        </w:rPr>
-        <w:t>iải</w:t>
+        <w:t>giải</w:t>
       </w:r>
       <w:proofErr w:type="spellEnd"/>
       <w:r>
@@ -8631,16 +8615,7 @@
           <w:sz w:val="28"/>
           <w:szCs w:val="28"/>
         </w:rPr>
-        <w:t>rộ</w:t>
-      </w:r>
-      <w:r>
-        <w:rPr>
-          <w:b/>
-          <w:bCs/>
-          <w:sz w:val="28"/>
-          <w:szCs w:val="28"/>
-        </w:rPr>
-        <w:t>ng</w:t>
+        <w:t>rộng</w:t>
       </w:r>
       <w:proofErr w:type="spellEnd"/>
     </w:p>
@@ -9040,15 +9015,15 @@
           <w:sz w:val="28"/>
           <w:szCs w:val="28"/>
         </w:rPr>
-        <w:t xml:space="preserve"> qu</w:t>
-      </w:r>
-      <w:proofErr w:type="spellStart"/>
-      <w:r>
-        <w:rPr>
-          <w:sz w:val="28"/>
-          <w:szCs w:val="28"/>
-        </w:rPr>
-        <w:t>á</w:t>
+        <w:t xml:space="preserve"> </w:t>
+      </w:r>
+      <w:proofErr w:type="spellStart"/>
+      <w:r>
+        <w:rPr>
+          <w:sz w:val="28"/>
+          <w:szCs w:val="28"/>
+        </w:rPr>
+        <w:t>quá</w:t>
       </w:r>
       <w:proofErr w:type="spellEnd"/>
       <w:r>
@@ -9422,14 +9397,6 @@
           <w:t>https://github.com/DansuraitoAhiru/IT202_DuAn1/blob/main/D%E1%BB%B1%20%C3%A1n%20th%E1%BB%B1c%20t%E1%BA%BF%20MySQL/duan1.sql</w:t>
         </w:r>
       </w:hyperlink>
-    </w:p>
-    <w:p>
-      <w:pPr>
-        <w:rPr>
-          <w:sz w:val="28"/>
-          <w:szCs w:val="28"/>
-        </w:rPr>
-      </w:pPr>
     </w:p>
     <w:sectPr>
       <w:pgSz w:w="12240" w:h="15840"/>
@@ -12283,6 +12250,7 @@
   <w:style w:type="character" w:default="1" w:styleId="DefaultParagraphFont">
     <w:name w:val="Default Paragraph Font"/>
     <w:uiPriority w:val="1"/>
+    <w:semiHidden/>
     <w:unhideWhenUsed/>
   </w:style>
   <w:style w:type="table" w:default="1" w:styleId="TableNormal">
